--- a/findings/2026-10-28-layout/gdocs-docx/two-column-table.docx
+++ b/findings/2026-10-28-layout/gdocs-docx/two-column-table.docx
@@ -194,18 +194,9 @@
             </w:pPr>
             <w:r>
               <w:rPr>
-                <w:i w:val="1"/>
-                <w:iCs w:val="1"/>
-                <w:sz w:val="21"/>
-                <w:szCs w:val="21"/>
                 <w:rtl w:val="0"/>
               </w:rPr>
               <w:t xml:space="preserve">Chicago, IL</w:t>
-            </w:r>
-            <w:r>
-              <w:rPr>
-                <w:rtl w:val="0"/>
-              </w:rPr>
             </w:r>
           </w:p>
           <w:p>
